--- a/docs/lectures/02_04_probability_inference/probability_inference.docx
+++ b/docs/lectures/02_04_probability_inference/probability_inference.docx
@@ -5692,7 +5692,7 @@
               <w:rPr>
                 <w:rStyle w:val="VerbatimChar"/>
               </w:rPr>
-              <w:t xml:space="preserve">Mean: 261.1 mm</w:t>
+              <w:t xml:space="preserve">Mean: 271.8 mm</w:t>
             </w:r>
           </w:p>
           <w:p>
@@ -5780,7 +5780,7 @@
               <w:rPr>
                 <w:rStyle w:val="VerbatimChar"/>
               </w:rPr>
-              <w:t xml:space="preserve">Standard deviation: 29.3 mm</w:t>
+              <w:t xml:space="preserve">Standard deviation: 21.63 mm</w:t>
             </w:r>
           </w:p>
           <w:p>
@@ -5868,7 +5868,7 @@
               <w:rPr>
                 <w:rStyle w:val="VerbatimChar"/>
               </w:rPr>
-              <w:t xml:space="preserve">Standard error: 9.27 mm</w:t>
+              <w:t xml:space="preserve">Standard error: 6.84 mm</w:t>
             </w:r>
           </w:p>
           <w:p>
@@ -5992,7 +5992,7 @@
               <w:rPr>
                 <w:rStyle w:val="VerbatimChar"/>
               </w:rPr>
-              <w:t xml:space="preserve">95% CI using z: 242.9 to 279.3 mm</w:t>
+              <w:t xml:space="preserve">95% CI using z: 258.4 to 285.2 mm</w:t>
             </w:r>
           </w:p>
           <w:p>
@@ -6116,7 +6116,7 @@
               <w:rPr>
                 <w:rStyle w:val="VerbatimChar"/>
               </w:rPr>
-              <w:t xml:space="preserve">95% CI using t: 240.1 to 282.1 mm</w:t>
+              <w:t xml:space="preserve">95% CI using t: 256.3 to 287.3 mm</w:t>
             </w:r>
           </w:p>
           <w:p>

--- a/docs/lectures/02_04_probability_inference/probability_inference.docx
+++ b/docs/lectures/02_04_probability_inference/probability_inference.docx
@@ -5692,7 +5692,7 @@
               <w:rPr>
                 <w:rStyle w:val="VerbatimChar"/>
               </w:rPr>
-              <w:t xml:space="preserve">Mean: 271.8 mm</w:t>
+              <w:t xml:space="preserve">Mean: 265 mm</w:t>
             </w:r>
           </w:p>
           <w:p>
@@ -5780,7 +5780,7 @@
               <w:rPr>
                 <w:rStyle w:val="VerbatimChar"/>
               </w:rPr>
-              <w:t xml:space="preserve">Standard deviation: 21.63 mm</w:t>
+              <w:t xml:space="preserve">Standard deviation: 29.86 mm</w:t>
             </w:r>
           </w:p>
           <w:p>
@@ -5868,7 +5868,7 @@
               <w:rPr>
                 <w:rStyle w:val="VerbatimChar"/>
               </w:rPr>
-              <w:t xml:space="preserve">Standard error: 6.84 mm</w:t>
+              <w:t xml:space="preserve">Standard error: 9.44 mm</w:t>
             </w:r>
           </w:p>
           <w:p>
@@ -5992,7 +5992,7 @@
               <w:rPr>
                 <w:rStyle w:val="VerbatimChar"/>
               </w:rPr>
-              <w:t xml:space="preserve">95% CI using z: 258.4 to 285.2 mm</w:t>
+              <w:t xml:space="preserve">95% CI using z: 246.5 to 283.5 mm</w:t>
             </w:r>
           </w:p>
           <w:p>
@@ -6116,7 +6116,7 @@
               <w:rPr>
                 <w:rStyle w:val="VerbatimChar"/>
               </w:rPr>
-              <w:t xml:space="preserve">95% CI using t: 256.3 to 287.3 mm</w:t>
+              <w:t xml:space="preserve">95% CI using t: 243.6 to 286.4 mm</w:t>
             </w:r>
           </w:p>
           <w:p>

--- a/docs/lectures/02_04_probability_inference/probability_inference.docx
+++ b/docs/lectures/02_04_probability_inference/probability_inference.docx
@@ -5692,7 +5692,7 @@
               <w:rPr>
                 <w:rStyle w:val="VerbatimChar"/>
               </w:rPr>
-              <w:t xml:space="preserve">Mean: 265 mm</w:t>
+              <w:t xml:space="preserve">Mean: 266.6 mm</w:t>
             </w:r>
           </w:p>
           <w:p>
@@ -5780,7 +5780,7 @@
               <w:rPr>
                 <w:rStyle w:val="VerbatimChar"/>
               </w:rPr>
-              <w:t xml:space="preserve">Standard deviation: 29.86 mm</w:t>
+              <w:t xml:space="preserve">Standard deviation: 31.75 mm</w:t>
             </w:r>
           </w:p>
           <w:p>
@@ -5868,7 +5868,7 @@
               <w:rPr>
                 <w:rStyle w:val="VerbatimChar"/>
               </w:rPr>
-              <w:t xml:space="preserve">Standard error: 9.44 mm</w:t>
+              <w:t xml:space="preserve">Standard error: 10.04 mm</w:t>
             </w:r>
           </w:p>
           <w:p>
@@ -5992,7 +5992,7 @@
               <w:rPr>
                 <w:rStyle w:val="VerbatimChar"/>
               </w:rPr>
-              <w:t xml:space="preserve">95% CI using z: 246.5 to 283.5 mm</w:t>
+              <w:t xml:space="preserve">95% CI using z: 246.9 to 286.3 mm</w:t>
             </w:r>
           </w:p>
           <w:p>
@@ -6116,7 +6116,7 @@
               <w:rPr>
                 <w:rStyle w:val="VerbatimChar"/>
               </w:rPr>
-              <w:t xml:space="preserve">95% CI using t: 243.6 to 286.4 mm</w:t>
+              <w:t xml:space="preserve">95% CI using t: 243.9 to 289.3 mm</w:t>
             </w:r>
           </w:p>
           <w:p>
